--- a/MSCS_634_ProjectDeliverable_4/Residency_Project_Report.docx
+++ b/MSCS_634_ProjectDeliverable_4/Residency_Project_Report.docx
@@ -742,7 +742,13 @@
         <w:rPr>
           <w:rFonts w:cstheme="minorHAnsi"/>
         </w:rPr>
-        <w:t>A correlation analysis was conducted to evaluate relationships among the numerical variables. Strong positive associations were observed between beneficiary counts, claim volumes, and total spending, indicating that drugs serving larger patient populations generally generated higher Medicare expenditures. While these relationships were expected, the correlation analysis also confirmed that no single utilization measure fully explained spending, reinforcing the value of applying multiple analytical techniques throughout the project.</w:t>
+        <w:t>We explored how the numerical variables moved together by calculating pairwise correlations before building the predictive models.</w:t>
+      </w:r>
+      <w:r>
+        <w:rPr>
+          <w:rFonts w:cstheme="minorHAnsi"/>
+        </w:rPr>
+        <w:t xml:space="preserve"> Strong positive associations were observed between beneficiary counts, claim volumes, and total spending, indicating that drugs serving larger patient populations generally generated higher Medicare expenditures. While these relationships were expected, the correlation analysis also confirmed that no single utilization measure fully explained spending, reinforcing the value of applying multiple analytical techniques throughout the project.</w:t>
       </w:r>
     </w:p>
     <w:p>
@@ -1808,19 +1814,43 @@
         <w:rPr>
           <w:rFonts w:cstheme="minorHAnsi"/>
         </w:rPr>
-        <w:t>; variables that could introduce target leakage were excluded from classification models; and multiple evaluation metrics were used</w:t>
-      </w:r>
-      <w:r>
-        <w:rPr>
-          <w:rFonts w:cstheme="minorHAnsi"/>
-        </w:rPr>
-        <w:t>, rather than</w:t>
-      </w:r>
-      <w:r>
-        <w:rPr>
-          <w:rFonts w:cstheme="minorHAnsi"/>
-        </w:rPr>
-        <w:t xml:space="preserve"> relying solely on accuracy. These decisions improved the reliability of the analysis while reducing the risk of misleading conclusions arising from class imbalance or overly optimistic model performance.</w:t>
+        <w:t>; variables that could introduce target leakage were excluded from classification models</w:t>
+      </w:r>
+      <w:r>
+        <w:rPr>
+          <w:rFonts w:cstheme="minorHAnsi"/>
+        </w:rPr>
+        <w:t>.</w:t>
+      </w:r>
+      <w:r>
+        <w:rPr>
+          <w:rFonts w:cstheme="minorHAnsi"/>
+        </w:rPr>
+        <w:t xml:space="preserve"> </w:t>
+      </w:r>
+      <w:r>
+        <w:rPr>
+          <w:rFonts w:cstheme="minorHAnsi"/>
+        </w:rPr>
+        <w:t xml:space="preserve">Rather than </w:t>
+      </w:r>
+      <w:r>
+        <w:rPr>
+          <w:rFonts w:cstheme="minorHAnsi"/>
+        </w:rPr>
+        <w:t>relying on a single</w:t>
+      </w:r>
+      <w:r>
+        <w:rPr>
+          <w:rFonts w:cstheme="minorHAnsi"/>
+        </w:rPr>
+        <w:t xml:space="preserve"> performance measure, we compared the models using several indicators to obtain a more balanced evaluation</w:t>
+      </w:r>
+      <w:r>
+        <w:rPr>
+          <w:rFonts w:cstheme="minorHAnsi"/>
+        </w:rPr>
+        <w:t>. These decisions improved the reliability of the analysis while reducing the risk of misleading conclusions arising from class imbalance or overly optimistic model performance.</w:t>
       </w:r>
     </w:p>
     <w:p>
@@ -1854,7 +1884,19 @@
         <w:rPr>
           <w:rFonts w:cstheme="minorHAnsi"/>
         </w:rPr>
-        <w:t xml:space="preserve">Several limitations should be considered when interpreting the findings. The analysis was performed using a cleaned subset of the CMS Medicare dataset and therefore may not capture every factor influencing national Medicare expenditures. In addition, the available variables </w:t>
+        <w:t>Several limitations should be considered when interpreting the findings. The analysis was performed using a cleaned subset of the CMS Medicare dataset and</w:t>
+      </w:r>
+      <w:r>
+        <w:rPr>
+          <w:rFonts w:cstheme="minorHAnsi"/>
+        </w:rPr>
+        <w:t xml:space="preserve"> may therefore not capture all factors</w:t>
+      </w:r>
+      <w:r>
+        <w:rPr>
+          <w:rFonts w:cstheme="minorHAnsi"/>
+        </w:rPr>
+        <w:t xml:space="preserve"> influencing national Medicare expenditures. In addition, the available variables </w:t>
       </w:r>
       <w:r>
         <w:rPr>
@@ -10251,7 +10293,6 @@
   <w:style w:type="character" w:default="1" w:styleId="DefaultParagraphFont">
     <w:name w:val="Default Paragraph Font"/>
     <w:uiPriority w:val="1"/>
-    <w:semiHidden/>
     <w:unhideWhenUsed/>
   </w:style>
   <w:style w:type="table" w:default="1" w:styleId="TableNormal">
